--- a/resume/Aakash_P_Resume.docx
+++ b/resume/Aakash_P_Resume.docx
@@ -75,7 +75,7 @@
             <w:sz w:val="16"/>
             <w:szCs w:val="16"/>
           </w:rPr>
-          <w:t>aakashprince2004@gmail.com</w:t>
+          <w:t>aakashh.contact@gmail.com</w:t>
         </w:r>
       </w:hyperlink>
     </w:p>
